--- a/fixtures/international-cv/international-cv-references-a4.docx
+++ b/fixtures/international-cv/international-cv-references-a4.docx
@@ -200,7 +200,7 @@
         <w:rPr>
           <w:rtl w:val="0"/>
         </w:rPr>
-        <w:t xml:space="preserve">Pennine Energy</w:t>
+        <w:t xml:space="preserve">Thornholme Energy</w:t>
       </w:r>
     </w:p>
     <w:p>
@@ -287,7 +287,7 @@
         <w:rPr>
           <w:rtl w:val="0"/>
         </w:rPr>
-        <w:t xml:space="preserve">University of Sheffield</w:t>
+        <w:t xml:space="preserve">Brindlecroft University</w:t>
       </w:r>
     </w:p>
     <w:p>

--- a/fixtures/international-cv/international-cv-references-a4.docx
+++ b/fixtures/international-cv/international-cv-references-a4.docx
@@ -127,7 +127,7 @@
           <w:rPr>
             <w:rtl w:val="0"/>
           </w:rPr>
-          <w:t xml:space="preserve">sarah.whitaker@northgateretail.co.uk</w:t>
+          <w:t xml:space="preserve">sarah.whitaker@example.com</w:t>
         </w:r>
       </w:hyperlink>
       <w:r>
@@ -214,7 +214,7 @@
           <w:rPr>
             <w:rtl w:val="0"/>
           </w:rPr>
-          <w:t xml:space="preserve">james.patel@pennineenergy.co.uk</w:t>
+          <w:t xml:space="preserve">james.patel@example.com</w:t>
         </w:r>
       </w:hyperlink>
       <w:r>
@@ -301,7 +301,7 @@
           <w:rPr>
             <w:rtl w:val="0"/>
           </w:rPr>
-          <w:t xml:space="preserve">h.moore@sheffield.example.ac.uk</w:t>
+          <w:t xml:space="preserve">h.moore@example.org</w:t>
         </w:r>
       </w:hyperlink>
       <w:r>

--- a/fixtures/international-cv/international-cv-references-a4.docx
+++ b/fixtures/international-cv/international-cv-references-a4.docx
@@ -31,7 +31,7 @@
           <w:rPr>
             <w:rtl w:val="0"/>
           </w:rPr>
-          <w:t xml:space="preserve">oliver.hughes@email.com</w:t>
+          <w:t xml:space="preserve">oliver.hughes@example.com</w:t>
         </w:r>
       </w:hyperlink>
       <w:r>
